--- a/CryptoCat_Videos_07_08_notes.docx
+++ b/CryptoCat_Videos_07_08_notes.docx
@@ -2,31 +2,6 @@
 <file path=word/document.xml><?xml version="1.0" encoding="utf-8"?>
 <w:document xmlns:wpc="http://schemas.microsoft.com/office/word/2010/wordprocessingCanvas" xmlns:mc="http://schemas.openxmlformats.org/markup-compatibility/2006" xmlns:o="urn:schemas-microsoft-com:office:office" xmlns:r="http://schemas.openxmlformats.org/officeDocument/2006/relationships" xmlns:m="http://schemas.openxmlformats.org/officeDocument/2006/math" xmlns:v="urn:schemas-microsoft-com:vml" xmlns:wp="http://schemas.openxmlformats.org/drawingml/2006/wordprocessingDrawing" xmlns:w="http://schemas.openxmlformats.org/wordprocessingml/2006/main" xmlns:wpg="http://schemas.microsoft.com/office/word/2010/wordprocessingGroup" xmlns:wpi="http://schemas.microsoft.com/office/word/2010/wordprocessingInk" xmlns:a="http://schemas.openxmlformats.org/drawingml/2006/main" xmlns:wne="http://schemas.microsoft.com/office/word/2006/wordml" xmlns:wps="http://schemas.microsoft.com/office/word/2010/wordprocessingShape" xmlns:w10="urn:schemas-microsoft-com:office:word" xmlns:wp14="http://schemas.microsoft.com/office/word/2010/wordprocessingDrawing" xmlns:w14="http://schemas.microsoft.com/office/word/2010/wordml" xmlns:w15="http://schemas.microsoft.com/office/word/2012/wordml" xmlns:w16cex="http://schemas.microsoft.com/office/word/2018/wordml/cex" xmlns:w16cid="http://schemas.microsoft.com/office/word/2016/wordml/cid" xmlns:w16="http://schemas.microsoft.com/office/word/2018/wordml" xmlns:w16sdtdh="http://schemas.microsoft.com/office/word/2020/wordml/sdtdatahash" xmlns:w16se="http://schemas.microsoft.com/office/word/2015/wordml/symex" mc:Ignorable="w14 w15 w16se w16cid w16 w16cex w16sdtdh wp14">
   <w:body>
-    <w:p>
-      <w:pPr>
-        <w:pStyle w:val="709"/>
-        <w:pBdr/>
-        <w:spacing/>
-        <w:ind/>
-        <w:rPr/>
-      </w:pPr>
-      <w:r>
-        <w:t xml:space="preserve">CryptoCat Notes - Videos 08 &amp; 09</w:t>
-      </w:r>
-      <w:r/>
-    </w:p>
-    <w:p>
-      <w:pPr>
-        <w:pBdr/>
-        <w:spacing/>
-        <w:ind/>
-        <w:rPr/>
-      </w:pPr>
-      <w:r>
-        <w:t xml:space="preserve">Personal study notes written in a simple human style for revision.</w:t>
-      </w:r>
-      <w:r/>
-    </w:p>
     <w:p>
       <w:pPr>
         <w:pStyle w:val="693"/>
